--- a/docs/admin/scenario_scripts_v3.6/weekend_holiday_kpi_script.docx
+++ b/docs/admin/scenario_scripts_v3.6/weekend_holiday_kpi_script.docx
@@ -11,7 +11,7 @@
           <w:color w:val="888888"/>
           <w:sz w:val="18"/>
         </w:rPr>
-        <w:t>生成日: 2026-04-18    対応アプリ: v3.6    コミット: e8a2ec6</w:t>
+        <w:t>生成日: 2026-04-18    対応アプリ: v3.6    コミット: b66ae90</w:t>
       </w:r>
     </w:p>
     <w:p>
@@ -4132,7 +4132,7 @@
           <w:i w:val="0"/>
           <w:sz w:val="22"/>
         </w:rPr>
-        <w:t>カンファ資料タブで連休対策モードトグルを ON</w:t>
+        <w:t>連休対策モード切替（手動 + 推奨バナー）</w:t>
       </w:r>
       <w:r>
         <w:rPr>
@@ -4141,7 +4141,43 @@
           <w:i w:val="0"/>
           <w:sz w:val="22"/>
         </w:rPr>
-        <w:t xml:space="preserve"> — ブロック B が連休 5 日分の見通しに切替、ブロック C のステータスが 4 種（✅確定 / 🛠調整中 / 🏥継続 / 🆕）に切替</w:t>
+        <w:t xml:space="preserve"> — 連休対策モードは師長が </w:t>
+      </w:r>
+      <w:r>
+        <w:rPr>
+          <w:rFonts w:ascii="Hiragino Kaku Gothic ProN" w:hAnsi="Hiragino Kaku Gothic ProN" w:eastAsia="Hiragino Kaku Gothic ProN" w:cs="Hiragino Kaku Gothic ProN"/>
+          <w:b/>
+          <w:i w:val="0"/>
+          <w:sz w:val="22"/>
+        </w:rPr>
+        <w:t>手動で ON</w:t>
+      </w:r>
+      <w:r>
+        <w:rPr>
+          <w:rFonts w:ascii="Hiragino Kaku Gothic ProN" w:hAnsi="Hiragino Kaku Gothic ProN" w:eastAsia="Hiragino Kaku Gothic ProN" w:cs="Hiragino Kaku Gothic ProN"/>
+          <w:b w:val="0"/>
+          <w:i w:val="0"/>
+          <w:sz w:val="22"/>
+        </w:rPr>
+        <w:t xml:space="preserve"> する運用。連休まで </w:t>
+      </w:r>
+      <w:r>
+        <w:rPr>
+          <w:rFonts w:ascii="Hiragino Kaku Gothic ProN" w:hAnsi="Hiragino Kaku Gothic ProN" w:eastAsia="Hiragino Kaku Gothic ProN" w:cs="Hiragino Kaku Gothic ProN"/>
+          <w:b/>
+          <w:i w:val="0"/>
+          <w:sz w:val="22"/>
+        </w:rPr>
+        <w:t>21 日以下</w:t>
+      </w:r>
+      <w:r>
+        <w:rPr>
+          <w:rFonts w:ascii="Hiragino Kaku Gothic ProN" w:hAnsi="Hiragino Kaku Gothic ProN" w:eastAsia="Hiragino Kaku Gothic ProN" w:cs="Hiragino Kaku Gothic ProN"/>
+          <w:b w:val="0"/>
+          <w:i w:val="0"/>
+          <w:sz w:val="22"/>
+        </w:rPr>
+        <w:t xml:space="preserve"> になると画面上部に推奨バナー「💡 連休まで N 日 — 連休対策モードへの切替を推奨します」が自動表示され（14 日を切ると橙色、7 日以内は赤色）、師長はそれを合図にサイドバーのトグルを ON にします。切替後、ブロック B が連休 5 日分の見通しに切替、ブロック C のステータスが 4 種（✅確定 / 🛠調整中 / 🏥継続 / 🆕）に切替</w:t>
       </w:r>
     </w:p>
     <w:p>
@@ -4211,6 +4247,29 @@
           <w:sz w:val="22"/>
         </w:rPr>
         <w:t xml:space="preserve"> — 連休明け初日に予約を集中させすぎないように枠設計</w:t>
+      </w:r>
+    </w:p>
+    <w:p>
+      <w:pPr>
+        <w:pStyle w:val="ListNumber"/>
+      </w:pPr>
+      <w:r>
+        <w:rPr>
+          <w:rFonts w:ascii="Hiragino Kaku Gothic ProN" w:hAnsi="Hiragino Kaku Gothic ProN" w:eastAsia="Hiragino Kaku Gothic ProN" w:cs="Hiragino Kaku Gothic ProN"/>
+          <w:b/>
+          <w:i w:val="0"/>
+          <w:sz w:val="22"/>
+        </w:rPr>
+        <w:t>連休明け後、師長が手動で OFF に戻す</w:t>
+      </w:r>
+      <w:r>
+        <w:rPr>
+          <w:rFonts w:ascii="Hiragino Kaku Gothic ProN" w:hAnsi="Hiragino Kaku Gothic ProN" w:eastAsia="Hiragino Kaku Gothic ProN" w:cs="Hiragino Kaku Gothic ProN"/>
+          <w:b w:val="0"/>
+          <w:i w:val="0"/>
+          <w:sz w:val="22"/>
+        </w:rPr>
+        <w:t xml:space="preserve"> — 自動復帰はせず、通常モードへの切り戻しも手動操作で実施</w:t>
       </w:r>
     </w:p>
     <w:p>

--- a/docs/admin/scenario_scripts_v3.6/weekend_holiday_kpi_script.docx
+++ b/docs/admin/scenario_scripts_v3.6/weekend_holiday_kpi_script.docx
@@ -11,7 +11,7 @@
           <w:color w:val="888888"/>
           <w:sz w:val="18"/>
         </w:rPr>
-        <w:t>生成日: 2026-04-18    対応アプリ: v3.6    コミット: b66ae90</w:t>
+        <w:t>生成日: 2026-04-19    対応アプリ: v3.6    コミット: a1b999c</w:t>
       </w:r>
     </w:p>
     <w:p>

--- a/docs/admin/scenario_scripts_v3.6/weekend_holiday_kpi_script.docx
+++ b/docs/admin/scenario_scripts_v3.6/weekend_holiday_kpi_script.docx
@@ -11,7 +11,7 @@
           <w:color w:val="888888"/>
           <w:sz w:val="18"/>
         </w:rPr>
-        <w:t>生成日: 2026-04-19    対応アプリ: v3.6    コミット: a1b999c</w:t>
+        <w:t>生成日: 2026-04-19    対応アプリ: v3.6    コミット: b1484b5</w:t>
       </w:r>
     </w:p>
     <w:p>
